--- a/Task 2/DWH_Aliaksei_Papou_HW_Task2_1.docx
+++ b/Task 2/DWH_Aliaksei_Papou_HW_Task2_1.docx
@@ -59,7 +59,25 @@
           <w:szCs w:val="26"/>
         </w:rPr>
         <w:tab/>
-        <w:t>The business process is Sales Transactions. We focus on the Sales process, which generates transaction data, and Payments, which record financial transactions. Analyzing these processes allows us to understand what is being sold, where, when, to whom, and how much money it generates.</w:t>
+        <w:t>The business process is Payments.</w:t>
+      </w:r>
+    </w:p>
+    <w:p>
+      <w:pPr>
+        <w:pStyle w:val="Normal"/>
+        <w:bidi w:val="0"/>
+        <w:jc w:val="both"/>
+        <w:rPr>
+          <w:sz w:val="26"/>
+          <w:szCs w:val="26"/>
+        </w:rPr>
+      </w:pPr>
+      <w:r>
+        <w:rPr>
+          <w:sz w:val="26"/>
+          <w:szCs w:val="26"/>
+        </w:rPr>
+        <w:t>We focus on the payment process, which records financial transactions related to sales. Analyzing payments allows us to understand how much money is received, for which products, from which customers, when, and through which employees and stores.</w:t>
       </w:r>
     </w:p>
     <w:p>
@@ -101,7 +119,25 @@
           <w:szCs w:val="26"/>
         </w:rPr>
         <w:tab/>
-        <w:t>Each row in the fact table represents a single sale (at the transaction level). This will allow us to analyze sales at the most detailed level.</w:t>
+        <w:t>The grain of the fact table is one payment.</w:t>
+      </w:r>
+    </w:p>
+    <w:p>
+      <w:pPr>
+        <w:pStyle w:val="Normal"/>
+        <w:bidi w:val="0"/>
+        <w:jc w:val="both"/>
+        <w:rPr>
+          <w:sz w:val="26"/>
+          <w:szCs w:val="26"/>
+        </w:rPr>
+      </w:pPr>
+      <w:r>
+        <w:rPr>
+          <w:sz w:val="26"/>
+          <w:szCs w:val="26"/>
+        </w:rPr>
+        <w:t>Each row in the fact table represents a single payment transaction. This means that if a sale is paid in several installments, each payment is a separate row in the fact table. This level of detail allows us to analyze payments at the most granular level.</w:t>
       </w:r>
     </w:p>
     <w:p>
@@ -139,11 +175,1346 @@
       </w:pPr>
       <w:r>
         <w:rPr>
-          <w:sz w:val="26"/>
-          <w:szCs w:val="26"/>
-        </w:rPr>
-        <w:tab/>
-        <w:t xml:space="preserve">DIM_PRODUCTS, DIM_CUSTOMERS, DIM_STORES, DIM_EMPLOYEES. </w:t>
+          <w:b/>
+          <w:bCs/>
+          <w:sz w:val="26"/>
+          <w:szCs w:val="26"/>
+        </w:rPr>
+        <w:t>DIM_PRODUCTS</w:t>
+      </w:r>
+      <w:r>
+        <w:rPr>
+          <w:sz w:val="26"/>
+          <w:szCs w:val="26"/>
+        </w:rPr>
+        <w:t xml:space="preserve"> (Products)</w:t>
+      </w:r>
+    </w:p>
+    <w:p>
+      <w:pPr>
+        <w:pStyle w:val="Normal"/>
+        <w:bidi w:val="0"/>
+        <w:jc w:val="both"/>
+        <w:rPr>
+          <w:sz w:val="26"/>
+          <w:szCs w:val="26"/>
+        </w:rPr>
+      </w:pPr>
+      <w:r>
+        <w:rPr>
+          <w:sz w:val="26"/>
+          <w:szCs w:val="26"/>
+        </w:rPr>
+        <w:t>PRODUCT_ID (PK): Unique identifier for the product.</w:t>
+      </w:r>
+    </w:p>
+    <w:p>
+      <w:pPr>
+        <w:pStyle w:val="Normal"/>
+        <w:bidi w:val="0"/>
+        <w:jc w:val="both"/>
+        <w:rPr>
+          <w:sz w:val="26"/>
+          <w:szCs w:val="26"/>
+        </w:rPr>
+      </w:pPr>
+      <w:r>
+        <w:rPr>
+          <w:sz w:val="26"/>
+          <w:szCs w:val="26"/>
+        </w:rPr>
+        <w:t>PRODUCT_DESC: Name or description of the product.</w:t>
+      </w:r>
+    </w:p>
+    <w:p>
+      <w:pPr>
+        <w:pStyle w:val="Normal"/>
+        <w:bidi w:val="0"/>
+        <w:jc w:val="both"/>
+        <w:rPr>
+          <w:sz w:val="26"/>
+          <w:szCs w:val="26"/>
+        </w:rPr>
+      </w:pPr>
+      <w:r>
+        <w:rPr>
+          <w:sz w:val="26"/>
+          <w:szCs w:val="26"/>
+        </w:rPr>
+        <w:t>CATEGORY_ID: Identifier for the product category.</w:t>
+      </w:r>
+    </w:p>
+    <w:p>
+      <w:pPr>
+        <w:pStyle w:val="Normal"/>
+        <w:bidi w:val="0"/>
+        <w:jc w:val="both"/>
+        <w:rPr>
+          <w:sz w:val="26"/>
+          <w:szCs w:val="26"/>
+        </w:rPr>
+      </w:pPr>
+      <w:r>
+        <w:rPr>
+          <w:sz w:val="26"/>
+          <w:szCs w:val="26"/>
+        </w:rPr>
+        <w:t>CATEGORY_NAME: Name of the product category.</w:t>
+      </w:r>
+    </w:p>
+    <w:p>
+      <w:pPr>
+        <w:pStyle w:val="Normal"/>
+        <w:bidi w:val="0"/>
+        <w:jc w:val="both"/>
+        <w:rPr>
+          <w:sz w:val="26"/>
+          <w:szCs w:val="26"/>
+        </w:rPr>
+      </w:pPr>
+      <w:r>
+        <w:rPr>
+          <w:sz w:val="26"/>
+          <w:szCs w:val="26"/>
+        </w:rPr>
+        <w:t>UPDATE_DT: Date when the product record was last updated.</w:t>
+      </w:r>
+    </w:p>
+    <w:p>
+      <w:pPr>
+        <w:pStyle w:val="Normal"/>
+        <w:bidi w:val="0"/>
+        <w:jc w:val="both"/>
+        <w:rPr>
+          <w:sz w:val="26"/>
+          <w:szCs w:val="26"/>
+        </w:rPr>
+      </w:pPr>
+      <w:r>
+        <w:rPr>
+          <w:b/>
+          <w:bCs/>
+          <w:sz w:val="26"/>
+          <w:szCs w:val="26"/>
+        </w:rPr>
+        <w:t>Description</w:t>
+      </w:r>
+      <w:r>
+        <w:rPr>
+          <w:sz w:val="26"/>
+          <w:szCs w:val="26"/>
+        </w:rPr>
+        <w:t xml:space="preserve">: </w:t>
+      </w:r>
+      <w:r>
+        <w:rPr>
+          <w:sz w:val="26"/>
+          <w:szCs w:val="26"/>
+        </w:rPr>
+        <w:t>It a</w:t>
+      </w:r>
+      <w:r>
+        <w:rPr>
+          <w:sz w:val="26"/>
+          <w:szCs w:val="26"/>
+        </w:rPr>
+        <w:t xml:space="preserve">llows to analyze payments by product and its category. </w:t>
+      </w:r>
+    </w:p>
+    <w:p>
+      <w:pPr>
+        <w:pStyle w:val="Normal"/>
+        <w:bidi w:val="0"/>
+        <w:jc w:val="both"/>
+        <w:rPr>
+          <w:sz w:val="26"/>
+          <w:szCs w:val="26"/>
+        </w:rPr>
+      </w:pPr>
+      <w:r>
+        <w:rPr/>
+      </w:r>
+    </w:p>
+    <w:p>
+      <w:pPr>
+        <w:pStyle w:val="Normal"/>
+        <w:bidi w:val="0"/>
+        <w:jc w:val="both"/>
+        <w:rPr>
+          <w:sz w:val="26"/>
+          <w:szCs w:val="26"/>
+        </w:rPr>
+      </w:pPr>
+      <w:r>
+        <w:rPr>
+          <w:b/>
+          <w:bCs/>
+          <w:sz w:val="26"/>
+          <w:szCs w:val="26"/>
+        </w:rPr>
+        <w:t>DIM_CUSTOMERS</w:t>
+      </w:r>
+      <w:r>
+        <w:rPr>
+          <w:sz w:val="26"/>
+          <w:szCs w:val="26"/>
+        </w:rPr>
+        <w:t xml:space="preserve"> (Customers)</w:t>
+      </w:r>
+    </w:p>
+    <w:p>
+      <w:pPr>
+        <w:pStyle w:val="Normal"/>
+        <w:bidi w:val="0"/>
+        <w:jc w:val="both"/>
+        <w:rPr>
+          <w:sz w:val="26"/>
+          <w:szCs w:val="26"/>
+        </w:rPr>
+      </w:pPr>
+      <w:r>
+        <w:rPr>
+          <w:sz w:val="26"/>
+          <w:szCs w:val="26"/>
+        </w:rPr>
+        <w:t>CUSTOMER_ID (PK): Unique identifier for the customer.</w:t>
+      </w:r>
+    </w:p>
+    <w:p>
+      <w:pPr>
+        <w:pStyle w:val="Normal"/>
+        <w:bidi w:val="0"/>
+        <w:jc w:val="both"/>
+        <w:rPr>
+          <w:sz w:val="26"/>
+          <w:szCs w:val="26"/>
+        </w:rPr>
+      </w:pPr>
+      <w:r>
+        <w:rPr>
+          <w:sz w:val="26"/>
+          <w:szCs w:val="26"/>
+        </w:rPr>
+        <w:t>FIRST_NAME: Customer’s first name.</w:t>
+      </w:r>
+    </w:p>
+    <w:p>
+      <w:pPr>
+        <w:pStyle w:val="Normal"/>
+        <w:bidi w:val="0"/>
+        <w:jc w:val="both"/>
+        <w:rPr>
+          <w:sz w:val="26"/>
+          <w:szCs w:val="26"/>
+        </w:rPr>
+      </w:pPr>
+      <w:r>
+        <w:rPr>
+          <w:sz w:val="26"/>
+          <w:szCs w:val="26"/>
+        </w:rPr>
+        <w:t>LAST_NAME: Customer’s last name.</w:t>
+      </w:r>
+    </w:p>
+    <w:p>
+      <w:pPr>
+        <w:pStyle w:val="Normal"/>
+        <w:bidi w:val="0"/>
+        <w:jc w:val="both"/>
+        <w:rPr>
+          <w:sz w:val="26"/>
+          <w:szCs w:val="26"/>
+        </w:rPr>
+      </w:pPr>
+      <w:r>
+        <w:rPr>
+          <w:sz w:val="26"/>
+          <w:szCs w:val="26"/>
+        </w:rPr>
+        <w:t>EMAIL: Customer’s email address.</w:t>
+      </w:r>
+    </w:p>
+    <w:p>
+      <w:pPr>
+        <w:pStyle w:val="Normal"/>
+        <w:bidi w:val="0"/>
+        <w:jc w:val="both"/>
+        <w:rPr>
+          <w:sz w:val="26"/>
+          <w:szCs w:val="26"/>
+        </w:rPr>
+      </w:pPr>
+      <w:r>
+        <w:rPr>
+          <w:sz w:val="26"/>
+          <w:szCs w:val="26"/>
+        </w:rPr>
+        <w:t>PHONE: Customer’s phone number.</w:t>
+      </w:r>
+    </w:p>
+    <w:p>
+      <w:pPr>
+        <w:pStyle w:val="Normal"/>
+        <w:bidi w:val="0"/>
+        <w:jc w:val="both"/>
+        <w:rPr>
+          <w:sz w:val="26"/>
+          <w:szCs w:val="26"/>
+        </w:rPr>
+      </w:pPr>
+      <w:r>
+        <w:rPr>
+          <w:sz w:val="26"/>
+          <w:szCs w:val="26"/>
+        </w:rPr>
+        <w:t>ADDRESS_ID: Identifier for the customer’s address.</w:t>
+      </w:r>
+    </w:p>
+    <w:p>
+      <w:pPr>
+        <w:pStyle w:val="Normal"/>
+        <w:bidi w:val="0"/>
+        <w:jc w:val="both"/>
+        <w:rPr>
+          <w:sz w:val="26"/>
+          <w:szCs w:val="26"/>
+        </w:rPr>
+      </w:pPr>
+      <w:r>
+        <w:rPr>
+          <w:sz w:val="26"/>
+          <w:szCs w:val="26"/>
+        </w:rPr>
+        <w:t>ADDRESS: Street address of the customer.</w:t>
+      </w:r>
+    </w:p>
+    <w:p>
+      <w:pPr>
+        <w:pStyle w:val="Normal"/>
+        <w:bidi w:val="0"/>
+        <w:jc w:val="both"/>
+        <w:rPr>
+          <w:sz w:val="26"/>
+          <w:szCs w:val="26"/>
+        </w:rPr>
+      </w:pPr>
+      <w:r>
+        <w:rPr>
+          <w:sz w:val="26"/>
+          <w:szCs w:val="26"/>
+        </w:rPr>
+        <w:t>POSTAL_CODE: Postal code of the customer’s address.</w:t>
+      </w:r>
+    </w:p>
+    <w:p>
+      <w:pPr>
+        <w:pStyle w:val="Normal"/>
+        <w:bidi w:val="0"/>
+        <w:jc w:val="both"/>
+        <w:rPr>
+          <w:sz w:val="26"/>
+          <w:szCs w:val="26"/>
+        </w:rPr>
+      </w:pPr>
+      <w:r>
+        <w:rPr>
+          <w:sz w:val="26"/>
+          <w:szCs w:val="26"/>
+        </w:rPr>
+        <w:t>CITY_ID: Identifier for the city.</w:t>
+      </w:r>
+    </w:p>
+    <w:p>
+      <w:pPr>
+        <w:pStyle w:val="Normal"/>
+        <w:bidi w:val="0"/>
+        <w:jc w:val="both"/>
+        <w:rPr>
+          <w:sz w:val="26"/>
+          <w:szCs w:val="26"/>
+        </w:rPr>
+      </w:pPr>
+      <w:r>
+        <w:rPr>
+          <w:sz w:val="26"/>
+          <w:szCs w:val="26"/>
+        </w:rPr>
+        <w:t>CITY: Name of the city.</w:t>
+      </w:r>
+    </w:p>
+    <w:p>
+      <w:pPr>
+        <w:pStyle w:val="Normal"/>
+        <w:bidi w:val="0"/>
+        <w:jc w:val="both"/>
+        <w:rPr>
+          <w:sz w:val="26"/>
+          <w:szCs w:val="26"/>
+        </w:rPr>
+      </w:pPr>
+      <w:r>
+        <w:rPr>
+          <w:sz w:val="26"/>
+          <w:szCs w:val="26"/>
+        </w:rPr>
+        <w:t>COUNTRY_ID: Identifier for the country.</w:t>
+      </w:r>
+    </w:p>
+    <w:p>
+      <w:pPr>
+        <w:pStyle w:val="Normal"/>
+        <w:bidi w:val="0"/>
+        <w:jc w:val="both"/>
+        <w:rPr>
+          <w:sz w:val="26"/>
+          <w:szCs w:val="26"/>
+        </w:rPr>
+      </w:pPr>
+      <w:r>
+        <w:rPr>
+          <w:sz w:val="26"/>
+          <w:szCs w:val="26"/>
+        </w:rPr>
+        <w:t>COUNTRY_CODE: Code of the country.</w:t>
+      </w:r>
+    </w:p>
+    <w:p>
+      <w:pPr>
+        <w:pStyle w:val="Normal"/>
+        <w:bidi w:val="0"/>
+        <w:jc w:val="both"/>
+        <w:rPr>
+          <w:sz w:val="26"/>
+          <w:szCs w:val="26"/>
+        </w:rPr>
+      </w:pPr>
+      <w:r>
+        <w:rPr>
+          <w:sz w:val="26"/>
+          <w:szCs w:val="26"/>
+        </w:rPr>
+        <w:t>COUNTRY_NAME: Name of the country.</w:t>
+      </w:r>
+    </w:p>
+    <w:p>
+      <w:pPr>
+        <w:pStyle w:val="Normal"/>
+        <w:bidi w:val="0"/>
+        <w:jc w:val="both"/>
+        <w:rPr>
+          <w:sz w:val="26"/>
+          <w:szCs w:val="26"/>
+        </w:rPr>
+      </w:pPr>
+      <w:r>
+        <w:rPr>
+          <w:sz w:val="26"/>
+          <w:szCs w:val="26"/>
+        </w:rPr>
+        <w:t>REGION_ID: Identifier for the region.</w:t>
+      </w:r>
+    </w:p>
+    <w:p>
+      <w:pPr>
+        <w:pStyle w:val="Normal"/>
+        <w:bidi w:val="0"/>
+        <w:jc w:val="both"/>
+        <w:rPr>
+          <w:sz w:val="26"/>
+          <w:szCs w:val="26"/>
+        </w:rPr>
+      </w:pPr>
+      <w:r>
+        <w:rPr>
+          <w:sz w:val="26"/>
+          <w:szCs w:val="26"/>
+        </w:rPr>
+        <w:t>REGION: Name of the region.</w:t>
+      </w:r>
+    </w:p>
+    <w:p>
+      <w:pPr>
+        <w:pStyle w:val="Normal"/>
+        <w:bidi w:val="0"/>
+        <w:jc w:val="both"/>
+        <w:rPr>
+          <w:sz w:val="26"/>
+          <w:szCs w:val="26"/>
+        </w:rPr>
+      </w:pPr>
+      <w:r>
+        <w:rPr>
+          <w:sz w:val="26"/>
+          <w:szCs w:val="26"/>
+        </w:rPr>
+        <w:t>ECONOMIC_REGION_ID: Identifier for the economic region.</w:t>
+      </w:r>
+    </w:p>
+    <w:p>
+      <w:pPr>
+        <w:pStyle w:val="Normal"/>
+        <w:bidi w:val="0"/>
+        <w:jc w:val="both"/>
+        <w:rPr>
+          <w:sz w:val="26"/>
+          <w:szCs w:val="26"/>
+        </w:rPr>
+      </w:pPr>
+      <w:r>
+        <w:rPr>
+          <w:sz w:val="26"/>
+          <w:szCs w:val="26"/>
+        </w:rPr>
+        <w:t>ECONOMIC_REGION: Name of the economic region.</w:t>
+      </w:r>
+    </w:p>
+    <w:p>
+      <w:pPr>
+        <w:pStyle w:val="Normal"/>
+        <w:bidi w:val="0"/>
+        <w:jc w:val="both"/>
+        <w:rPr>
+          <w:sz w:val="26"/>
+          <w:szCs w:val="26"/>
+        </w:rPr>
+      </w:pPr>
+      <w:r>
+        <w:rPr>
+          <w:sz w:val="26"/>
+          <w:szCs w:val="26"/>
+        </w:rPr>
+        <w:t>UPDATE_DT: Date when the customer record was last updated.</w:t>
+      </w:r>
+    </w:p>
+    <w:p>
+      <w:pPr>
+        <w:pStyle w:val="Normal"/>
+        <w:bidi w:val="0"/>
+        <w:jc w:val="both"/>
+        <w:rPr>
+          <w:sz w:val="26"/>
+          <w:szCs w:val="26"/>
+        </w:rPr>
+      </w:pPr>
+      <w:r>
+        <w:rPr>
+          <w:b/>
+          <w:bCs/>
+          <w:sz w:val="26"/>
+          <w:szCs w:val="26"/>
+        </w:rPr>
+        <w:t>Description</w:t>
+      </w:r>
+      <w:r>
+        <w:rPr>
+          <w:sz w:val="26"/>
+          <w:szCs w:val="26"/>
+        </w:rPr>
+        <w:t xml:space="preserve">: </w:t>
+      </w:r>
+      <w:r>
+        <w:rPr>
+          <w:sz w:val="26"/>
+          <w:szCs w:val="26"/>
+        </w:rPr>
+        <w:t>It a</w:t>
+      </w:r>
+      <w:r>
+        <w:rPr>
+          <w:sz w:val="26"/>
+          <w:szCs w:val="26"/>
+        </w:rPr>
+        <w:t>llows to analyze payments by customer and their location (address, city, country, region, economic region).</w:t>
+      </w:r>
+    </w:p>
+    <w:p>
+      <w:pPr>
+        <w:pStyle w:val="Normal"/>
+        <w:bidi w:val="0"/>
+        <w:jc w:val="both"/>
+        <w:rPr>
+          <w:sz w:val="26"/>
+          <w:szCs w:val="26"/>
+        </w:rPr>
+      </w:pPr>
+      <w:r>
+        <w:rPr/>
+      </w:r>
+    </w:p>
+    <w:p>
+      <w:pPr>
+        <w:pStyle w:val="Normal"/>
+        <w:bidi w:val="0"/>
+        <w:jc w:val="both"/>
+        <w:rPr>
+          <w:sz w:val="26"/>
+          <w:szCs w:val="26"/>
+        </w:rPr>
+      </w:pPr>
+      <w:r>
+        <w:rPr>
+          <w:b/>
+          <w:bCs/>
+          <w:sz w:val="26"/>
+          <w:szCs w:val="26"/>
+        </w:rPr>
+        <w:t>DIM_STORES</w:t>
+      </w:r>
+      <w:r>
+        <w:rPr>
+          <w:sz w:val="26"/>
+          <w:szCs w:val="26"/>
+        </w:rPr>
+        <w:t xml:space="preserve"> (Stores)</w:t>
+      </w:r>
+    </w:p>
+    <w:p>
+      <w:pPr>
+        <w:pStyle w:val="Normal"/>
+        <w:bidi w:val="0"/>
+        <w:jc w:val="both"/>
+        <w:rPr>
+          <w:sz w:val="26"/>
+          <w:szCs w:val="26"/>
+        </w:rPr>
+      </w:pPr>
+      <w:r>
+        <w:rPr>
+          <w:sz w:val="26"/>
+          <w:szCs w:val="26"/>
+        </w:rPr>
+        <w:t>STORE_ID (PK): Unique identifier for the store.</w:t>
+      </w:r>
+    </w:p>
+    <w:p>
+      <w:pPr>
+        <w:pStyle w:val="Normal"/>
+        <w:bidi w:val="0"/>
+        <w:jc w:val="both"/>
+        <w:rPr>
+          <w:sz w:val="26"/>
+          <w:szCs w:val="26"/>
+        </w:rPr>
+      </w:pPr>
+      <w:r>
+        <w:rPr>
+          <w:sz w:val="26"/>
+          <w:szCs w:val="26"/>
+        </w:rPr>
+        <w:t>MANAGER_ID: Identifier for the store manager.</w:t>
+      </w:r>
+    </w:p>
+    <w:p>
+      <w:pPr>
+        <w:pStyle w:val="Normal"/>
+        <w:bidi w:val="0"/>
+        <w:jc w:val="both"/>
+        <w:rPr>
+          <w:sz w:val="26"/>
+          <w:szCs w:val="26"/>
+        </w:rPr>
+      </w:pPr>
+      <w:r>
+        <w:rPr>
+          <w:sz w:val="26"/>
+          <w:szCs w:val="26"/>
+        </w:rPr>
+        <w:t>ADDRESS_ID: Identifier for the store’s address.</w:t>
+      </w:r>
+    </w:p>
+    <w:p>
+      <w:pPr>
+        <w:pStyle w:val="Normal"/>
+        <w:bidi w:val="0"/>
+        <w:jc w:val="both"/>
+        <w:rPr>
+          <w:sz w:val="26"/>
+          <w:szCs w:val="26"/>
+        </w:rPr>
+      </w:pPr>
+      <w:r>
+        <w:rPr>
+          <w:sz w:val="26"/>
+          <w:szCs w:val="26"/>
+        </w:rPr>
+        <w:t>STORE_ADDRESS: Street address of the store.</w:t>
+      </w:r>
+    </w:p>
+    <w:p>
+      <w:pPr>
+        <w:pStyle w:val="Normal"/>
+        <w:bidi w:val="0"/>
+        <w:jc w:val="both"/>
+        <w:rPr>
+          <w:sz w:val="26"/>
+          <w:szCs w:val="26"/>
+        </w:rPr>
+      </w:pPr>
+      <w:r>
+        <w:rPr>
+          <w:sz w:val="26"/>
+          <w:szCs w:val="26"/>
+        </w:rPr>
+        <w:t>STORE_POSTAL_CODE: Postal code of the store.</w:t>
+      </w:r>
+    </w:p>
+    <w:p>
+      <w:pPr>
+        <w:pStyle w:val="Normal"/>
+        <w:bidi w:val="0"/>
+        <w:jc w:val="both"/>
+        <w:rPr>
+          <w:sz w:val="26"/>
+          <w:szCs w:val="26"/>
+        </w:rPr>
+      </w:pPr>
+      <w:r>
+        <w:rPr>
+          <w:sz w:val="26"/>
+          <w:szCs w:val="26"/>
+        </w:rPr>
+        <w:t>STORE_CITY_ID: Identifier for the city where the store is located.</w:t>
+      </w:r>
+    </w:p>
+    <w:p>
+      <w:pPr>
+        <w:pStyle w:val="Normal"/>
+        <w:bidi w:val="0"/>
+        <w:jc w:val="both"/>
+        <w:rPr>
+          <w:sz w:val="26"/>
+          <w:szCs w:val="26"/>
+        </w:rPr>
+      </w:pPr>
+      <w:r>
+        <w:rPr>
+          <w:sz w:val="26"/>
+          <w:szCs w:val="26"/>
+        </w:rPr>
+        <w:t>STORE_CITY: Name of the city where the store is located.</w:t>
+      </w:r>
+    </w:p>
+    <w:p>
+      <w:pPr>
+        <w:pStyle w:val="Normal"/>
+        <w:bidi w:val="0"/>
+        <w:jc w:val="both"/>
+        <w:rPr>
+          <w:sz w:val="26"/>
+          <w:szCs w:val="26"/>
+        </w:rPr>
+      </w:pPr>
+      <w:r>
+        <w:rPr>
+          <w:sz w:val="26"/>
+          <w:szCs w:val="26"/>
+        </w:rPr>
+        <w:t>STORE_COUNTRY_ID: Identifier for the country where the store is located.</w:t>
+      </w:r>
+    </w:p>
+    <w:p>
+      <w:pPr>
+        <w:pStyle w:val="Normal"/>
+        <w:bidi w:val="0"/>
+        <w:jc w:val="both"/>
+        <w:rPr>
+          <w:sz w:val="26"/>
+          <w:szCs w:val="26"/>
+        </w:rPr>
+      </w:pPr>
+      <w:r>
+        <w:rPr>
+          <w:sz w:val="26"/>
+          <w:szCs w:val="26"/>
+        </w:rPr>
+        <w:t>STORE_COUNTRY_CODE: Code of the country where the store is located.</w:t>
+      </w:r>
+    </w:p>
+    <w:p>
+      <w:pPr>
+        <w:pStyle w:val="Normal"/>
+        <w:bidi w:val="0"/>
+        <w:jc w:val="both"/>
+        <w:rPr>
+          <w:sz w:val="26"/>
+          <w:szCs w:val="26"/>
+        </w:rPr>
+      </w:pPr>
+      <w:r>
+        <w:rPr>
+          <w:sz w:val="26"/>
+          <w:szCs w:val="26"/>
+        </w:rPr>
+        <w:t>STORE_COUNTRY_NAME: Name of the country where the store is located.</w:t>
+      </w:r>
+    </w:p>
+    <w:p>
+      <w:pPr>
+        <w:pStyle w:val="Normal"/>
+        <w:bidi w:val="0"/>
+        <w:jc w:val="both"/>
+        <w:rPr>
+          <w:sz w:val="26"/>
+          <w:szCs w:val="26"/>
+        </w:rPr>
+      </w:pPr>
+      <w:r>
+        <w:rPr>
+          <w:sz w:val="26"/>
+          <w:szCs w:val="26"/>
+        </w:rPr>
+        <w:t>STORE_REGION_ID: Identifier for the region where the store is located.</w:t>
+      </w:r>
+    </w:p>
+    <w:p>
+      <w:pPr>
+        <w:pStyle w:val="Normal"/>
+        <w:bidi w:val="0"/>
+        <w:jc w:val="both"/>
+        <w:rPr>
+          <w:sz w:val="26"/>
+          <w:szCs w:val="26"/>
+        </w:rPr>
+      </w:pPr>
+      <w:r>
+        <w:rPr>
+          <w:sz w:val="26"/>
+          <w:szCs w:val="26"/>
+        </w:rPr>
+        <w:t>STORE_REGION: Name of the region where the store is located.</w:t>
+      </w:r>
+    </w:p>
+    <w:p>
+      <w:pPr>
+        <w:pStyle w:val="Normal"/>
+        <w:bidi w:val="0"/>
+        <w:jc w:val="both"/>
+        <w:rPr>
+          <w:sz w:val="26"/>
+          <w:szCs w:val="26"/>
+        </w:rPr>
+      </w:pPr>
+      <w:r>
+        <w:rPr>
+          <w:sz w:val="26"/>
+          <w:szCs w:val="26"/>
+        </w:rPr>
+        <w:t>STORE_ECONOMIC_REGION_ID: Identifier for the economic region where the store is located.</w:t>
+      </w:r>
+    </w:p>
+    <w:p>
+      <w:pPr>
+        <w:pStyle w:val="Normal"/>
+        <w:bidi w:val="0"/>
+        <w:jc w:val="both"/>
+        <w:rPr>
+          <w:sz w:val="26"/>
+          <w:szCs w:val="26"/>
+        </w:rPr>
+      </w:pPr>
+      <w:r>
+        <w:rPr>
+          <w:sz w:val="26"/>
+          <w:szCs w:val="26"/>
+        </w:rPr>
+        <w:t>STORE_ECONOMIC_REGION: Name of the economic region where the store is located.</w:t>
+      </w:r>
+    </w:p>
+    <w:p>
+      <w:pPr>
+        <w:pStyle w:val="Normal"/>
+        <w:bidi w:val="0"/>
+        <w:jc w:val="both"/>
+        <w:rPr>
+          <w:sz w:val="26"/>
+          <w:szCs w:val="26"/>
+        </w:rPr>
+      </w:pPr>
+      <w:r>
+        <w:rPr>
+          <w:sz w:val="26"/>
+          <w:szCs w:val="26"/>
+        </w:rPr>
+        <w:t>UPDATE_DT: Date when the store record was last updated.</w:t>
+      </w:r>
+    </w:p>
+    <w:p>
+      <w:pPr>
+        <w:pStyle w:val="Normal"/>
+        <w:bidi w:val="0"/>
+        <w:jc w:val="both"/>
+        <w:rPr>
+          <w:sz w:val="26"/>
+          <w:szCs w:val="26"/>
+        </w:rPr>
+      </w:pPr>
+      <w:r>
+        <w:rPr>
+          <w:b/>
+          <w:bCs/>
+          <w:sz w:val="26"/>
+          <w:szCs w:val="26"/>
+        </w:rPr>
+        <w:t>Description</w:t>
+      </w:r>
+      <w:r>
+        <w:rPr>
+          <w:sz w:val="26"/>
+          <w:szCs w:val="26"/>
+        </w:rPr>
+        <w:t xml:space="preserve">: </w:t>
+      </w:r>
+      <w:r>
+        <w:rPr>
+          <w:sz w:val="26"/>
+          <w:szCs w:val="26"/>
+        </w:rPr>
+        <w:t>It a</w:t>
+      </w:r>
+      <w:r>
+        <w:rPr>
+          <w:sz w:val="26"/>
+          <w:szCs w:val="26"/>
+        </w:rPr>
+        <w:t>llows to analyze payments by store, store location, and store manager.</w:t>
+      </w:r>
+    </w:p>
+    <w:p>
+      <w:pPr>
+        <w:pStyle w:val="Normal"/>
+        <w:bidi w:val="0"/>
+        <w:jc w:val="both"/>
+        <w:rPr>
+          <w:sz w:val="26"/>
+          <w:szCs w:val="26"/>
+        </w:rPr>
+      </w:pPr>
+      <w:r>
+        <w:rPr/>
+      </w:r>
+    </w:p>
+    <w:p>
+      <w:pPr>
+        <w:pStyle w:val="Normal"/>
+        <w:bidi w:val="0"/>
+        <w:jc w:val="both"/>
+        <w:rPr>
+          <w:sz w:val="26"/>
+          <w:szCs w:val="26"/>
+        </w:rPr>
+      </w:pPr>
+      <w:r>
+        <w:rPr>
+          <w:b/>
+          <w:bCs/>
+          <w:sz w:val="26"/>
+          <w:szCs w:val="26"/>
+        </w:rPr>
+        <w:t>DIM_EMPLOYEES</w:t>
+      </w:r>
+      <w:r>
+        <w:rPr>
+          <w:sz w:val="26"/>
+          <w:szCs w:val="26"/>
+        </w:rPr>
+        <w:t xml:space="preserve"> (Employees)</w:t>
+      </w:r>
+    </w:p>
+    <w:p>
+      <w:pPr>
+        <w:pStyle w:val="Normal"/>
+        <w:bidi w:val="0"/>
+        <w:jc w:val="both"/>
+        <w:rPr>
+          <w:sz w:val="26"/>
+          <w:szCs w:val="26"/>
+        </w:rPr>
+      </w:pPr>
+      <w:r>
+        <w:rPr>
+          <w:sz w:val="26"/>
+          <w:szCs w:val="26"/>
+        </w:rPr>
+        <w:t>EMPLOYEE_ID (PK): Unique identifier for the employee.</w:t>
+      </w:r>
+    </w:p>
+    <w:p>
+      <w:pPr>
+        <w:pStyle w:val="Normal"/>
+        <w:bidi w:val="0"/>
+        <w:jc w:val="both"/>
+        <w:rPr>
+          <w:sz w:val="26"/>
+          <w:szCs w:val="26"/>
+        </w:rPr>
+      </w:pPr>
+      <w:r>
+        <w:rPr>
+          <w:sz w:val="26"/>
+          <w:szCs w:val="26"/>
+        </w:rPr>
+        <w:t>FIRST_NAME: Employee’s first name.</w:t>
+      </w:r>
+    </w:p>
+    <w:p>
+      <w:pPr>
+        <w:pStyle w:val="Normal"/>
+        <w:bidi w:val="0"/>
+        <w:jc w:val="both"/>
+        <w:rPr>
+          <w:sz w:val="26"/>
+          <w:szCs w:val="26"/>
+        </w:rPr>
+      </w:pPr>
+      <w:r>
+        <w:rPr>
+          <w:sz w:val="26"/>
+          <w:szCs w:val="26"/>
+        </w:rPr>
+        <w:t>LAST_NAME: Employee’s last name.</w:t>
+      </w:r>
+    </w:p>
+    <w:p>
+      <w:pPr>
+        <w:pStyle w:val="Normal"/>
+        <w:bidi w:val="0"/>
+        <w:jc w:val="both"/>
+        <w:rPr>
+          <w:sz w:val="26"/>
+          <w:szCs w:val="26"/>
+        </w:rPr>
+      </w:pPr>
+      <w:r>
+        <w:rPr>
+          <w:sz w:val="26"/>
+          <w:szCs w:val="26"/>
+        </w:rPr>
+        <w:t>EMAIL: Employee’s email address.</w:t>
+      </w:r>
+    </w:p>
+    <w:p>
+      <w:pPr>
+        <w:pStyle w:val="Normal"/>
+        <w:bidi w:val="0"/>
+        <w:jc w:val="both"/>
+        <w:rPr>
+          <w:sz w:val="26"/>
+          <w:szCs w:val="26"/>
+        </w:rPr>
+      </w:pPr>
+      <w:r>
+        <w:rPr>
+          <w:sz w:val="26"/>
+          <w:szCs w:val="26"/>
+        </w:rPr>
+        <w:t>PHONE: Employee’s phone number.</w:t>
+      </w:r>
+    </w:p>
+    <w:p>
+      <w:pPr>
+        <w:pStyle w:val="Normal"/>
+        <w:bidi w:val="0"/>
+        <w:jc w:val="both"/>
+        <w:rPr>
+          <w:sz w:val="26"/>
+          <w:szCs w:val="26"/>
+        </w:rPr>
+      </w:pPr>
+      <w:r>
+        <w:rPr>
+          <w:sz w:val="26"/>
+          <w:szCs w:val="26"/>
+        </w:rPr>
+        <w:t>ADDRESS_ID: Identifier for the employee’s address.</w:t>
+      </w:r>
+    </w:p>
+    <w:p>
+      <w:pPr>
+        <w:pStyle w:val="Normal"/>
+        <w:bidi w:val="0"/>
+        <w:jc w:val="both"/>
+        <w:rPr>
+          <w:sz w:val="26"/>
+          <w:szCs w:val="26"/>
+        </w:rPr>
+      </w:pPr>
+      <w:r>
+        <w:rPr>
+          <w:sz w:val="26"/>
+          <w:szCs w:val="26"/>
+        </w:rPr>
+        <w:t>ADDRESS: Street address of the employee.</w:t>
+      </w:r>
+    </w:p>
+    <w:p>
+      <w:pPr>
+        <w:pStyle w:val="Normal"/>
+        <w:bidi w:val="0"/>
+        <w:jc w:val="both"/>
+        <w:rPr>
+          <w:sz w:val="26"/>
+          <w:szCs w:val="26"/>
+        </w:rPr>
+      </w:pPr>
+      <w:r>
+        <w:rPr>
+          <w:sz w:val="26"/>
+          <w:szCs w:val="26"/>
+        </w:rPr>
+        <w:t>POSTAL_CODE: Postal code of the employee’s address.</w:t>
+      </w:r>
+    </w:p>
+    <w:p>
+      <w:pPr>
+        <w:pStyle w:val="Normal"/>
+        <w:bidi w:val="0"/>
+        <w:jc w:val="both"/>
+        <w:rPr>
+          <w:sz w:val="26"/>
+          <w:szCs w:val="26"/>
+        </w:rPr>
+      </w:pPr>
+      <w:r>
+        <w:rPr>
+          <w:sz w:val="26"/>
+          <w:szCs w:val="26"/>
+        </w:rPr>
+        <w:t>CITY_ID: Identifier for the city where the employee lives.</w:t>
+      </w:r>
+    </w:p>
+    <w:p>
+      <w:pPr>
+        <w:pStyle w:val="Normal"/>
+        <w:bidi w:val="0"/>
+        <w:jc w:val="both"/>
+        <w:rPr>
+          <w:sz w:val="26"/>
+          <w:szCs w:val="26"/>
+        </w:rPr>
+      </w:pPr>
+      <w:r>
+        <w:rPr>
+          <w:sz w:val="26"/>
+          <w:szCs w:val="26"/>
+        </w:rPr>
+        <w:t>CITY: Name of the city where the employee lives.</w:t>
+      </w:r>
+    </w:p>
+    <w:p>
+      <w:pPr>
+        <w:pStyle w:val="Normal"/>
+        <w:bidi w:val="0"/>
+        <w:jc w:val="both"/>
+        <w:rPr>
+          <w:sz w:val="26"/>
+          <w:szCs w:val="26"/>
+        </w:rPr>
+      </w:pPr>
+      <w:r>
+        <w:rPr>
+          <w:sz w:val="26"/>
+          <w:szCs w:val="26"/>
+        </w:rPr>
+        <w:t>COUNTRY_ID: Identifier for the country where the employee lives.</w:t>
+      </w:r>
+    </w:p>
+    <w:p>
+      <w:pPr>
+        <w:pStyle w:val="Normal"/>
+        <w:bidi w:val="0"/>
+        <w:jc w:val="both"/>
+        <w:rPr>
+          <w:sz w:val="26"/>
+          <w:szCs w:val="26"/>
+        </w:rPr>
+      </w:pPr>
+      <w:r>
+        <w:rPr>
+          <w:sz w:val="26"/>
+          <w:szCs w:val="26"/>
+        </w:rPr>
+        <w:t>COUNTRY_CODE: Code of the country where the employee lives.</w:t>
+      </w:r>
+    </w:p>
+    <w:p>
+      <w:pPr>
+        <w:pStyle w:val="Normal"/>
+        <w:bidi w:val="0"/>
+        <w:jc w:val="both"/>
+        <w:rPr>
+          <w:sz w:val="26"/>
+          <w:szCs w:val="26"/>
+        </w:rPr>
+      </w:pPr>
+      <w:r>
+        <w:rPr>
+          <w:sz w:val="26"/>
+          <w:szCs w:val="26"/>
+        </w:rPr>
+        <w:t>COUNTRY_NAME: Name of the country where the employee lives.</w:t>
+      </w:r>
+    </w:p>
+    <w:p>
+      <w:pPr>
+        <w:pStyle w:val="Normal"/>
+        <w:bidi w:val="0"/>
+        <w:jc w:val="both"/>
+        <w:rPr>
+          <w:sz w:val="26"/>
+          <w:szCs w:val="26"/>
+        </w:rPr>
+      </w:pPr>
+      <w:r>
+        <w:rPr>
+          <w:sz w:val="26"/>
+          <w:szCs w:val="26"/>
+        </w:rPr>
+        <w:t>REGION_ID: Identifier for the region where the employee lives.</w:t>
+      </w:r>
+    </w:p>
+    <w:p>
+      <w:pPr>
+        <w:pStyle w:val="Normal"/>
+        <w:bidi w:val="0"/>
+        <w:jc w:val="both"/>
+        <w:rPr>
+          <w:sz w:val="26"/>
+          <w:szCs w:val="26"/>
+        </w:rPr>
+      </w:pPr>
+      <w:r>
+        <w:rPr>
+          <w:sz w:val="26"/>
+          <w:szCs w:val="26"/>
+        </w:rPr>
+        <w:t>REGION: Name of the region where the employee lives.</w:t>
+      </w:r>
+    </w:p>
+    <w:p>
+      <w:pPr>
+        <w:pStyle w:val="Normal"/>
+        <w:bidi w:val="0"/>
+        <w:jc w:val="both"/>
+        <w:rPr>
+          <w:sz w:val="26"/>
+          <w:szCs w:val="26"/>
+        </w:rPr>
+      </w:pPr>
+      <w:r>
+        <w:rPr>
+          <w:sz w:val="26"/>
+          <w:szCs w:val="26"/>
+        </w:rPr>
+        <w:t>ECONOMIC_REGION_ID: Identifier for the economic region where the employee lives.</w:t>
+      </w:r>
+    </w:p>
+    <w:p>
+      <w:pPr>
+        <w:pStyle w:val="Normal"/>
+        <w:bidi w:val="0"/>
+        <w:jc w:val="both"/>
+        <w:rPr>
+          <w:sz w:val="26"/>
+          <w:szCs w:val="26"/>
+        </w:rPr>
+      </w:pPr>
+      <w:r>
+        <w:rPr>
+          <w:sz w:val="26"/>
+          <w:szCs w:val="26"/>
+        </w:rPr>
+        <w:t>ECONOMIC_REGION: Name of the economic region where the employee lives.</w:t>
+      </w:r>
+    </w:p>
+    <w:p>
+      <w:pPr>
+        <w:pStyle w:val="Normal"/>
+        <w:bidi w:val="0"/>
+        <w:jc w:val="both"/>
+        <w:rPr>
+          <w:sz w:val="26"/>
+          <w:szCs w:val="26"/>
+        </w:rPr>
+      </w:pPr>
+      <w:r>
+        <w:rPr>
+          <w:sz w:val="26"/>
+          <w:szCs w:val="26"/>
+        </w:rPr>
+        <w:t>STORE_ID: Identifier for the store where the employee works.</w:t>
+      </w:r>
+    </w:p>
+    <w:p>
+      <w:pPr>
+        <w:pStyle w:val="Normal"/>
+        <w:bidi w:val="0"/>
+        <w:jc w:val="both"/>
+        <w:rPr>
+          <w:sz w:val="26"/>
+          <w:szCs w:val="26"/>
+        </w:rPr>
+      </w:pPr>
+      <w:r>
+        <w:rPr>
+          <w:sz w:val="26"/>
+          <w:szCs w:val="26"/>
+        </w:rPr>
+        <w:t>UPDATE_DT: Date when the employee record was last updated.</w:t>
+      </w:r>
+    </w:p>
+    <w:p>
+      <w:pPr>
+        <w:pStyle w:val="Normal"/>
+        <w:bidi w:val="0"/>
+        <w:jc w:val="both"/>
+        <w:rPr>
+          <w:sz w:val="26"/>
+          <w:szCs w:val="26"/>
+        </w:rPr>
+      </w:pPr>
+      <w:r>
+        <w:rPr>
+          <w:b/>
+          <w:bCs/>
+          <w:sz w:val="26"/>
+          <w:szCs w:val="26"/>
+        </w:rPr>
+        <w:t>Description</w:t>
+      </w:r>
+      <w:r>
+        <w:rPr>
+          <w:sz w:val="26"/>
+          <w:szCs w:val="26"/>
+        </w:rPr>
+        <w:t xml:space="preserve">: </w:t>
+      </w:r>
+      <w:r>
+        <w:rPr>
+          <w:sz w:val="26"/>
+          <w:szCs w:val="26"/>
+        </w:rPr>
+        <w:t>It a</w:t>
+      </w:r>
+      <w:r>
+        <w:rPr>
+          <w:sz w:val="26"/>
+          <w:szCs w:val="26"/>
+        </w:rPr>
+        <w:t>llows to analyze payments by employee and their location or store.</w:t>
+      </w:r>
+    </w:p>
+    <w:p>
+      <w:pPr>
+        <w:pStyle w:val="Normal"/>
+        <w:bidi w:val="0"/>
+        <w:jc w:val="both"/>
+        <w:rPr>
+          <w:sz w:val="26"/>
+          <w:szCs w:val="26"/>
+        </w:rPr>
+      </w:pPr>
+      <w:r>
+        <w:rPr/>
       </w:r>
     </w:p>
     <w:p>
@@ -181,11 +1552,190 @@
       </w:pPr>
       <w:r>
         <w:rPr>
-          <w:sz w:val="26"/>
-          <w:szCs w:val="26"/>
-        </w:rPr>
-        <w:tab/>
-        <w:t>The central fact table FACT_SALES will contain quantitative, summable metrics, such as AMOUNT from the PAYMENTS table.</w:t>
+          <w:b/>
+          <w:bCs/>
+          <w:sz w:val="26"/>
+          <w:szCs w:val="26"/>
+        </w:rPr>
+        <w:t>FCT_PAYMENTS</w:t>
+      </w:r>
+      <w:r>
+        <w:rPr>
+          <w:sz w:val="26"/>
+          <w:szCs w:val="26"/>
+        </w:rPr>
+        <w:t xml:space="preserve"> (Payments Fact Table)</w:t>
+      </w:r>
+    </w:p>
+    <w:p>
+      <w:pPr>
+        <w:pStyle w:val="Normal"/>
+        <w:bidi w:val="0"/>
+        <w:jc w:val="both"/>
+        <w:rPr>
+          <w:sz w:val="26"/>
+          <w:szCs w:val="26"/>
+        </w:rPr>
+      </w:pPr>
+      <w:r>
+        <w:rPr>
+          <w:sz w:val="26"/>
+          <w:szCs w:val="26"/>
+        </w:rPr>
+        <w:t>CUSTOMER_ID (FK): References the customer who made the payment.</w:t>
+      </w:r>
+    </w:p>
+    <w:p>
+      <w:pPr>
+        <w:pStyle w:val="Normal"/>
+        <w:bidi w:val="0"/>
+        <w:jc w:val="both"/>
+        <w:rPr>
+          <w:sz w:val="26"/>
+          <w:szCs w:val="26"/>
+        </w:rPr>
+      </w:pPr>
+      <w:r>
+        <w:rPr>
+          <w:sz w:val="26"/>
+          <w:szCs w:val="26"/>
+        </w:rPr>
+        <w:t>PRODUCT_ID (FK): References the product for which the payment was made.</w:t>
+      </w:r>
+    </w:p>
+    <w:p>
+      <w:pPr>
+        <w:pStyle w:val="Normal"/>
+        <w:bidi w:val="0"/>
+        <w:jc w:val="both"/>
+        <w:rPr>
+          <w:sz w:val="26"/>
+          <w:szCs w:val="26"/>
+        </w:rPr>
+      </w:pPr>
+      <w:r>
+        <w:rPr>
+          <w:sz w:val="26"/>
+          <w:szCs w:val="26"/>
+        </w:rPr>
+        <w:t>EMPLOYEE_ID (FK): References the employee who processed the payment.</w:t>
+      </w:r>
+    </w:p>
+    <w:p>
+      <w:pPr>
+        <w:pStyle w:val="Normal"/>
+        <w:bidi w:val="0"/>
+        <w:jc w:val="both"/>
+        <w:rPr>
+          <w:sz w:val="26"/>
+          <w:szCs w:val="26"/>
+        </w:rPr>
+      </w:pPr>
+      <w:r>
+        <w:rPr>
+          <w:sz w:val="26"/>
+          <w:szCs w:val="26"/>
+        </w:rPr>
+        <w:t>STORE_ID (FK): References the store where the payment was made.</w:t>
+      </w:r>
+    </w:p>
+    <w:p>
+      <w:pPr>
+        <w:pStyle w:val="Normal"/>
+        <w:bidi w:val="0"/>
+        <w:jc w:val="both"/>
+        <w:rPr>
+          <w:sz w:val="26"/>
+          <w:szCs w:val="26"/>
+        </w:rPr>
+      </w:pPr>
+      <w:r>
+        <w:rPr>
+          <w:sz w:val="26"/>
+          <w:szCs w:val="26"/>
+        </w:rPr>
+        <w:t>SALES_ID (optional, FK or attribute): References the sale associated with the payment.</w:t>
+      </w:r>
+    </w:p>
+    <w:p>
+      <w:pPr>
+        <w:pStyle w:val="Normal"/>
+        <w:bidi w:val="0"/>
+        <w:jc w:val="both"/>
+        <w:rPr>
+          <w:sz w:val="26"/>
+          <w:szCs w:val="26"/>
+        </w:rPr>
+      </w:pPr>
+      <w:r>
+        <w:rPr>
+          <w:sz w:val="26"/>
+          <w:szCs w:val="26"/>
+        </w:rPr>
+        <w:t>AMOUNT: The amount of the payment transaction.</w:t>
+      </w:r>
+    </w:p>
+    <w:p>
+      <w:pPr>
+        <w:pStyle w:val="Normal"/>
+        <w:bidi w:val="0"/>
+        <w:jc w:val="both"/>
+        <w:rPr>
+          <w:sz w:val="26"/>
+          <w:szCs w:val="26"/>
+        </w:rPr>
+      </w:pPr>
+      <w:r>
+        <w:rPr>
+          <w:sz w:val="26"/>
+          <w:szCs w:val="26"/>
+        </w:rPr>
+        <w:t>SALES_DATE: The date when the payment was made.</w:t>
+      </w:r>
+    </w:p>
+    <w:p>
+      <w:pPr>
+        <w:pStyle w:val="Normal"/>
+        <w:bidi w:val="0"/>
+        <w:jc w:val="both"/>
+        <w:rPr>
+          <w:sz w:val="26"/>
+          <w:szCs w:val="26"/>
+        </w:rPr>
+      </w:pPr>
+      <w:r>
+        <w:rPr>
+          <w:sz w:val="26"/>
+          <w:szCs w:val="26"/>
+        </w:rPr>
+        <w:t>UPDATE_DT: Date when the payment record was last updated.</w:t>
+      </w:r>
+    </w:p>
+    <w:p>
+      <w:pPr>
+        <w:pStyle w:val="Normal"/>
+        <w:bidi w:val="0"/>
+        <w:jc w:val="both"/>
+        <w:rPr>
+          <w:sz w:val="26"/>
+          <w:szCs w:val="26"/>
+        </w:rPr>
+      </w:pPr>
+      <w:r>
+        <w:rPr>
+          <w:b/>
+          <w:bCs/>
+          <w:sz w:val="26"/>
+          <w:szCs w:val="26"/>
+        </w:rPr>
+        <w:t>Description</w:t>
+      </w:r>
+      <w:r>
+        <w:rPr>
+          <w:sz w:val="26"/>
+          <w:szCs w:val="26"/>
+        </w:rPr>
+        <w:t>: The fact table records each payment transaction. Enables analysis of payment amounts by product, customer, store, and employee. The grain is one payment (each row is a single payment event).</w:t>
       </w:r>
     </w:p>
     <w:p>
@@ -330,237 +1880,6 @@
           <w:sz w:val="26"/>
           <w:szCs w:val="26"/>
         </w:rPr>
-      </w:r>
-    </w:p>
-    <w:p>
-      <w:pPr>
-        <w:pStyle w:val="Normal"/>
-        <w:bidi w:val="0"/>
-        <w:jc w:val="left"/>
-        <w:rPr/>
-      </w:pPr>
-      <w:r>
-        <w:rPr/>
-      </w:r>
-    </w:p>
-    <w:p>
-      <w:pPr>
-        <w:pStyle w:val="Normal"/>
-        <w:bidi w:val="0"/>
-        <w:jc w:val="left"/>
-        <w:rPr/>
-      </w:pPr>
-      <w:r>
-        <w:rPr/>
-      </w:r>
-    </w:p>
-    <w:p>
-      <w:pPr>
-        <w:pStyle w:val="Normal"/>
-        <w:bidi w:val="0"/>
-        <w:jc w:val="left"/>
-        <w:rPr/>
-      </w:pPr>
-      <w:r>
-        <w:rPr/>
-      </w:r>
-    </w:p>
-    <w:p>
-      <w:pPr>
-        <w:pStyle w:val="Normal"/>
-        <w:bidi w:val="0"/>
-        <w:jc w:val="left"/>
-        <w:rPr/>
-      </w:pPr>
-      <w:r>
-        <w:rPr/>
-      </w:r>
-    </w:p>
-    <w:p>
-      <w:pPr>
-        <w:pStyle w:val="Normal"/>
-        <w:bidi w:val="0"/>
-        <w:jc w:val="left"/>
-        <w:rPr/>
-      </w:pPr>
-      <w:r>
-        <w:rPr/>
-      </w:r>
-    </w:p>
-    <w:p>
-      <w:pPr>
-        <w:pStyle w:val="Normal"/>
-        <w:bidi w:val="0"/>
-        <w:jc w:val="left"/>
-        <w:rPr/>
-      </w:pPr>
-      <w:r>
-        <w:rPr/>
-      </w:r>
-    </w:p>
-    <w:p>
-      <w:pPr>
-        <w:pStyle w:val="Normal"/>
-        <w:bidi w:val="0"/>
-        <w:jc w:val="left"/>
-        <w:rPr/>
-      </w:pPr>
-      <w:r>
-        <w:rPr/>
-      </w:r>
-    </w:p>
-    <w:p>
-      <w:pPr>
-        <w:pStyle w:val="Normal"/>
-        <w:bidi w:val="0"/>
-        <w:jc w:val="left"/>
-        <w:rPr/>
-      </w:pPr>
-      <w:r>
-        <w:rPr/>
-      </w:r>
-    </w:p>
-    <w:p>
-      <w:pPr>
-        <w:pStyle w:val="Normal"/>
-        <w:bidi w:val="0"/>
-        <w:jc w:val="left"/>
-        <w:rPr/>
-      </w:pPr>
-      <w:r>
-        <w:rPr/>
-      </w:r>
-    </w:p>
-    <w:p>
-      <w:pPr>
-        <w:pStyle w:val="Normal"/>
-        <w:bidi w:val="0"/>
-        <w:jc w:val="left"/>
-        <w:rPr/>
-      </w:pPr>
-      <w:r>
-        <w:rPr/>
-      </w:r>
-    </w:p>
-    <w:p>
-      <w:pPr>
-        <w:pStyle w:val="Normal"/>
-        <w:bidi w:val="0"/>
-        <w:jc w:val="left"/>
-        <w:rPr/>
-      </w:pPr>
-      <w:r>
-        <w:rPr/>
-      </w:r>
-    </w:p>
-    <w:p>
-      <w:pPr>
-        <w:pStyle w:val="Normal"/>
-        <w:bidi w:val="0"/>
-        <w:jc w:val="left"/>
-        <w:rPr/>
-      </w:pPr>
-      <w:r>
-        <w:rPr/>
-      </w:r>
-    </w:p>
-    <w:p>
-      <w:pPr>
-        <w:pStyle w:val="Normal"/>
-        <w:bidi w:val="0"/>
-        <w:jc w:val="left"/>
-        <w:rPr/>
-      </w:pPr>
-      <w:r>
-        <w:rPr/>
-      </w:r>
-    </w:p>
-    <w:p>
-      <w:pPr>
-        <w:pStyle w:val="Normal"/>
-        <w:bidi w:val="0"/>
-        <w:jc w:val="left"/>
-        <w:rPr/>
-      </w:pPr>
-      <w:r>
-        <w:rPr/>
-      </w:r>
-    </w:p>
-    <w:p>
-      <w:pPr>
-        <w:pStyle w:val="Normal"/>
-        <w:bidi w:val="0"/>
-        <w:jc w:val="left"/>
-        <w:rPr/>
-      </w:pPr>
-      <w:r>
-        <w:rPr/>
-      </w:r>
-    </w:p>
-    <w:p>
-      <w:pPr>
-        <w:pStyle w:val="Normal"/>
-        <w:bidi w:val="0"/>
-        <w:jc w:val="left"/>
-        <w:rPr/>
-      </w:pPr>
-      <w:r>
-        <w:rPr/>
-      </w:r>
-    </w:p>
-    <w:p>
-      <w:pPr>
-        <w:pStyle w:val="Normal"/>
-        <w:bidi w:val="0"/>
-        <w:jc w:val="left"/>
-        <w:rPr/>
-      </w:pPr>
-      <w:r>
-        <w:rPr/>
-      </w:r>
-    </w:p>
-    <w:p>
-      <w:pPr>
-        <w:pStyle w:val="Normal"/>
-        <w:bidi w:val="0"/>
-        <w:jc w:val="left"/>
-        <w:rPr/>
-      </w:pPr>
-      <w:r>
-        <w:rPr/>
-      </w:r>
-    </w:p>
-    <w:p>
-      <w:pPr>
-        <w:pStyle w:val="Normal"/>
-        <w:bidi w:val="0"/>
-        <w:jc w:val="left"/>
-        <w:rPr/>
-      </w:pPr>
-      <w:r>
-        <w:rPr/>
-      </w:r>
-    </w:p>
-    <w:p>
-      <w:pPr>
-        <w:pStyle w:val="Normal"/>
-        <w:bidi w:val="0"/>
-        <w:jc w:val="left"/>
-        <w:rPr/>
-      </w:pPr>
-      <w:r>
-        <w:rPr/>
-      </w:r>
-    </w:p>
-    <w:p>
-      <w:pPr>
-        <w:pStyle w:val="Normal"/>
-        <w:bidi w:val="0"/>
-        <w:jc w:val="left"/>
-        <w:rPr/>
-      </w:pPr>
-      <w:r>
-        <w:rPr/>
       </w:r>
     </w:p>
     <w:p>
@@ -581,39 +1900,6 @@
           <w:szCs w:val="28"/>
         </w:rPr>
         <w:t>Star schema</w:t>
-      </w:r>
-    </w:p>
-    <w:p>
-      <w:pPr>
-        <w:pStyle w:val="Normal"/>
-        <w:bidi w:val="0"/>
-        <w:jc w:val="left"/>
-        <w:rPr/>
-      </w:pPr>
-      <w:r>
-        <w:rPr/>
-      </w:r>
-    </w:p>
-    <w:p>
-      <w:pPr>
-        <w:pStyle w:val="Normal"/>
-        <w:bidi w:val="0"/>
-        <w:jc w:val="left"/>
-        <w:rPr/>
-      </w:pPr>
-      <w:r>
-        <w:rPr/>
-      </w:r>
-    </w:p>
-    <w:p>
-      <w:pPr>
-        <w:pStyle w:val="Normal"/>
-        <w:bidi w:val="0"/>
-        <w:jc w:val="left"/>
-        <w:rPr/>
-      </w:pPr>
-      <w:r>
-        <w:rPr/>
       </w:r>
     </w:p>
     <w:p>
@@ -640,12 +1926,12 @@
           <wp:anchor behindDoc="0" distT="0" distB="0" distL="0" distR="0" simplePos="0" locked="0" layoutInCell="0" allowOverlap="1" relativeHeight="2">
             <wp:simplePos x="0" y="0"/>
             <wp:positionH relativeFrom="column">
-              <wp:posOffset>548640</wp:posOffset>
+              <wp:align>center</wp:align>
             </wp:positionH>
             <wp:positionV relativeFrom="paragraph">
-              <wp:posOffset>69215</wp:posOffset>
+              <wp:posOffset>635</wp:posOffset>
             </wp:positionV>
-            <wp:extent cx="4942205" cy="5902960"/>
+            <wp:extent cx="4677410" cy="5586730"/>
             <wp:effectExtent l="0" t="0" r="0" b="0"/>
             <wp:wrapSquare wrapText="largest"/>
             <wp:docPr id="1" name="Image1" descr=""/>
@@ -670,7 +1956,7 @@
                   <pic:spPr bwMode="auto">
                     <a:xfrm>
                       <a:off x="0" y="0"/>
-                      <a:ext cx="4942205" cy="5902960"/>
+                      <a:ext cx="4677410" cy="5586730"/>
                     </a:xfrm>
                     <a:prstGeom prst="rect">
                       <a:avLst/>
@@ -802,6 +2088,39 @@
       </w:pPr>
       <w:r>
         <w:rPr/>
+      </w:r>
+    </w:p>
+    <w:p>
+      <w:pPr>
+        <w:pStyle w:val="Normal"/>
+        <w:bidi w:val="0"/>
+        <w:jc w:val="left"/>
+        <w:rPr/>
+      </w:pPr>
+      <w:r>
+        <w:rPr/>
+      </w:r>
+    </w:p>
+    <w:p>
+      <w:pPr>
+        <w:pStyle w:val="Normal"/>
+        <w:bidi w:val="0"/>
+        <w:jc w:val="left"/>
+        <w:rPr/>
+      </w:pPr>
+      <w:r>
+        <w:rPr/>
+      </w:r>
+    </w:p>
+    <w:p>
+      <w:pPr>
+        <w:pStyle w:val="Normal"/>
+        <w:bidi w:val="0"/>
+        <w:jc w:val="left"/>
+        <w:rPr/>
+      </w:pPr>
+      <w:r>
+        <w:rPr/>
         <w:tab/>
       </w:r>
     </w:p>
@@ -1024,182 +2343,6 @@
       </w:pPr>
       <w:r>
         <w:rPr/>
-      </w:r>
-    </w:p>
-    <w:p>
-      <w:pPr>
-        <w:pStyle w:val="Normal"/>
-        <w:bidi w:val="0"/>
-        <w:jc w:val="both"/>
-        <w:rPr/>
-      </w:pPr>
-      <w:r>
-        <w:rPr/>
-      </w:r>
-    </w:p>
-    <w:p>
-      <w:pPr>
-        <w:pStyle w:val="Normal"/>
-        <w:bidi w:val="0"/>
-        <w:jc w:val="both"/>
-        <w:rPr/>
-      </w:pPr>
-      <w:r>
-        <w:rPr/>
-      </w:r>
-    </w:p>
-    <w:p>
-      <w:pPr>
-        <w:pStyle w:val="Normal"/>
-        <w:bidi w:val="0"/>
-        <w:jc w:val="both"/>
-        <w:rPr/>
-      </w:pPr>
-      <w:r>
-        <w:rPr/>
-      </w:r>
-    </w:p>
-    <w:p>
-      <w:pPr>
-        <w:pStyle w:val="Normal"/>
-        <w:bidi w:val="0"/>
-        <w:jc w:val="both"/>
-        <w:rPr/>
-      </w:pPr>
-      <w:r>
-        <w:rPr/>
-      </w:r>
-    </w:p>
-    <w:p>
-      <w:pPr>
-        <w:pStyle w:val="Normal"/>
-        <w:bidi w:val="0"/>
-        <w:jc w:val="both"/>
-        <w:rPr/>
-      </w:pPr>
-      <w:r>
-        <w:rPr/>
-      </w:r>
-    </w:p>
-    <w:p>
-      <w:pPr>
-        <w:pStyle w:val="Normal"/>
-        <w:bidi w:val="0"/>
-        <w:jc w:val="both"/>
-        <w:rPr/>
-      </w:pPr>
-      <w:r>
-        <w:rPr/>
-      </w:r>
-    </w:p>
-    <w:p>
-      <w:pPr>
-        <w:pStyle w:val="Normal"/>
-        <w:bidi w:val="0"/>
-        <w:jc w:val="both"/>
-        <w:rPr/>
-      </w:pPr>
-      <w:r>
-        <w:rPr/>
-      </w:r>
-    </w:p>
-    <w:p>
-      <w:pPr>
-        <w:pStyle w:val="Normal"/>
-        <w:bidi w:val="0"/>
-        <w:jc w:val="both"/>
-        <w:rPr/>
-      </w:pPr>
-      <w:r>
-        <w:rPr/>
-      </w:r>
-    </w:p>
-    <w:p>
-      <w:pPr>
-        <w:pStyle w:val="Normal"/>
-        <w:bidi w:val="0"/>
-        <w:jc w:val="both"/>
-        <w:rPr/>
-      </w:pPr>
-      <w:r>
-        <w:rPr/>
-      </w:r>
-    </w:p>
-    <w:p>
-      <w:pPr>
-        <w:pStyle w:val="Normal"/>
-        <w:bidi w:val="0"/>
-        <w:jc w:val="both"/>
-        <w:rPr/>
-      </w:pPr>
-      <w:r>
-        <w:rPr/>
-      </w:r>
-    </w:p>
-    <w:p>
-      <w:pPr>
-        <w:pStyle w:val="Normal"/>
-        <w:bidi w:val="0"/>
-        <w:jc w:val="both"/>
-        <w:rPr/>
-      </w:pPr>
-      <w:r>
-        <w:rPr/>
-      </w:r>
-    </w:p>
-    <w:p>
-      <w:pPr>
-        <w:pStyle w:val="Normal"/>
-        <w:bidi w:val="0"/>
-        <w:jc w:val="both"/>
-        <w:rPr/>
-      </w:pPr>
-      <w:r>
-        <w:rPr/>
-      </w:r>
-    </w:p>
-    <w:p>
-      <w:pPr>
-        <w:pStyle w:val="Normal"/>
-        <w:bidi w:val="0"/>
-        <w:jc w:val="both"/>
-        <w:rPr/>
-      </w:pPr>
-      <w:r>
-        <w:rPr/>
-      </w:r>
-    </w:p>
-    <w:p>
-      <w:pPr>
-        <w:pStyle w:val="Normal"/>
-        <w:bidi w:val="0"/>
-        <w:jc w:val="both"/>
-        <w:rPr/>
-      </w:pPr>
-      <w:r>
-        <w:rPr/>
-      </w:r>
-    </w:p>
-    <w:p>
-      <w:pPr>
-        <w:pStyle w:val="Normal"/>
-        <w:bidi w:val="0"/>
-        <w:jc w:val="both"/>
-        <w:rPr/>
-      </w:pPr>
-      <w:r>
-        <w:rPr/>
-      </w:r>
-    </w:p>
-    <w:p>
-      <w:pPr>
-        <w:pStyle w:val="Normal"/>
-        <w:bidi w:val="0"/>
-        <w:jc w:val="both"/>
-        <w:rPr/>
-      </w:pPr>
-      <w:r>
-        <w:rPr/>
         <w:t>Description of normalization steps (from Star to Snowflake):</w:t>
       </w:r>
     </w:p>
@@ -1218,7 +2361,7 @@
       </w:r>
       <w:r>
         <w:rPr/>
-        <w:t>. Identifying hierarchical dimensions: We take the denormalized tables from the Star (DIM_CUSTOMERS, DIM_STORES, DIM_EMPLOYEES, DIM_PRODUCTS) and search them for hierarchies (e.g., Product -&gt; Category; Address -&gt; City -&gt; Country, etc.).</w:t>
+        <w:t>. Identifying hierarchical dimensions: We take the denormalized tables from the Star (DIM_CUSTOMERS, DIM_STORES, DIM_EMPLOYEES, DIM_PRODUCTS) and search them for hierarchies (e.g., Address -&gt; City -&gt; Country, etc.).</w:t>
       </w:r>
     </w:p>
     <w:p>
@@ -1236,7 +2379,7 @@
       </w:r>
       <w:r>
         <w:rPr/>
-        <w:t>. Creating subdimensions: Repeated attributes (e.g., a city name that appears in many addresses) are moved to separate subdimension tables (DIM_CITY, DIM_CATEGORY).</w:t>
+        <w:t>. Creating subdimensions: Repeated attributes (e.g., a city name that appears in many addresses) are moved to separate subdimension tables (DIM_CITY).</w:t>
       </w:r>
     </w:p>
     <w:p>
@@ -1280,7 +2423,11 @@
         </w:rPr>
       </w:pPr>
       <w:r>
-        <w:rPr/>
+        <w:rPr>
+          <w:color w:val="5B277D"/>
+          <w:sz w:val="28"/>
+          <w:szCs w:val="28"/>
+        </w:rPr>
       </w:r>
     </w:p>
     <w:p>
@@ -1323,9 +2470,9 @@
               <wp:posOffset>0</wp:posOffset>
             </wp:positionH>
             <wp:positionV relativeFrom="paragraph">
-              <wp:posOffset>904875</wp:posOffset>
+              <wp:posOffset>252095</wp:posOffset>
             </wp:positionV>
-            <wp:extent cx="6120130" cy="5773420"/>
+            <wp:extent cx="6120130" cy="5897245"/>
             <wp:effectExtent l="0" t="0" r="0" b="0"/>
             <wp:wrapSquare wrapText="largest"/>
             <wp:docPr id="2" name="Image2" descr=""/>
@@ -1350,7 +2497,7 @@
                   <pic:spPr bwMode="auto">
                     <a:xfrm>
                       <a:off x="0" y="0"/>
-                      <a:ext cx="6120130" cy="5773420"/>
+                      <a:ext cx="6120130" cy="5897245"/>
                     </a:xfrm>
                     <a:prstGeom prst="rect">
                       <a:avLst/>
